--- a/Dekel_Riess_Resume_2026.docx
+++ b/Dekel_Riess_Resume_2026.docx
@@ -119,7 +119,7 @@
           <w:sz w:val="18"/>
           <w:szCs w:val="18"/>
         </w:rPr>
-        <w:t xml:space="preserve">Systems-focused game designer studying at Tiltan College of Visual Design and Communication. I design the mechanics, economies, and progression that make a game click — and I code my own systems in C#/Unity, so every design is tested in a real build, not just on paper. Five finished games across five genres — including a shipped physical board game — built with playtest-driven iteration and full design documentation.</w:t>
+        <w:t>Systems-focused game designer studying at Tiltan College of Visual Design and Communication. I design the mechanics, economies, and progression that make a game click — and I code my own systems in C#/Unity, so every design is tested in a real build, not just on paper. Five finished games across five genres — including a shipped physical board game — built with playtest-driven iteration and full design documentation. I've been designing custom levels and maps in Minecraft since 2014 — the self-taught roots of my design work.</w:t>
       </w:r>
     </w:p>
     <w:p>
@@ -474,6 +474,48 @@
           <w:szCs w:val="19"/>
         </w:rPr>
         <w:t xml:space="preserve">EXPERIENCE</w:t>
+      </w:r>
+    </w:p>
+    <w:p>
+      <w:pPr>
+        <w:tabs>
+          <w:tab w:val="right" w:pos="10178"/>
+        </w:tabs>
+        <w:spacing w:after="8" w:before="110"/>
+      </w:pPr>
+      <w:r>
+        <w:rPr>
+          <w:b/>
+          <w:bCs/>
+          <w:color w:val="1A1A1A"/>
+          <w:sz w:val="20"/>
+          <w:szCs w:val="20"/>
+        </w:rPr>
+        <w:t>Minecraft Server Project Manager</w:t>
+      </w:r>
+      <w:r>
+        <w:rPr>
+          <w:b/>
+          <w:bCs/>
+          <w:color w:val="6D28D9"/>
+          <w:sz w:val="18"/>
+          <w:szCs w:val="18"/>
+        </w:rPr>
+        <w:tab/>
+        <w:t>2014 – 2025</w:t>
+      </w:r>
+    </w:p>
+    <w:p>
+      <w:pPr>
+        <w:spacing w:after="30"/>
+      </w:pPr>
+      <w:r>
+        <w:rPr>
+          <w:color w:val="1A1A1A"/>
+          <w:sz w:val="18"/>
+          <w:szCs w:val="18"/>
+        </w:rPr>
+        <w:t>Built and ran a series of my own Minecraft servers — designing custom maps, levels, and game modes from the ground up, iterating on layout and pacing through playtests, and managing the community around them.</w:t>
       </w:r>
     </w:p>
     <w:p>
